--- a/00-首页/题组Word/习题书/学生版/2-化学平衡.docx
+++ b/00-首页/题组Word/习题书/学生版/2-化学平衡.docx
@@ -2,7 +2,7 @@
 <file path=word/document.xml><?xml version="1.0" encoding="utf-8"?>
 <w:document xmlns:w="http://schemas.openxmlformats.org/wordprocessingml/2006/main" xmlns:m="http://schemas.openxmlformats.org/officeDocument/2006/math" xmlns:r="http://schemas.openxmlformats.org/officeDocument/2006/relationships" xmlns:o="urn:schemas-microsoft-com:office:office" xmlns:v="urn:schemas-microsoft-com:vml" xmlns:w10="urn:schemas-microsoft-com:office:word" xmlns:a="http://schemas.openxmlformats.org/drawingml/2006/main" xmlns:pic="http://schemas.openxmlformats.org/drawingml/2006/picture" xmlns:wp="http://schemas.openxmlformats.org/drawingml/2006/wordprocessingDrawing">
   <w:body>
-    <w:bookmarkStart w:id="29" w:name="第-2-章-化学平衡"/>
+    <w:bookmarkStart w:id="28" w:name="第-2-章-化学平衡"/>
     <w:p>
       <w:pPr>
         <w:spacing w:after="1800" w:before="1200" w:line="276" w:lineRule="auto"/>
@@ -138,7 +138,7 @@
           <w:color w:val="5B6975"/>
           <w:sz w:val="24"/>
         </w:rPr>
-        <w:t>：14</w:t>
+        <w:t>：13</w:t>
       </w:r>
     </w:p>
     <w:p>
@@ -477,7 +477,7 @@
       </w:r>
     </w:p>
     <w:bookmarkEnd w:id="9"/>
-    <w:bookmarkStart w:id="10" w:name="题-改编-06-水盐相图与结晶分离-d4"/>
+    <w:bookmarkStart w:id="10" w:name="题-物平-03-多重平衡耦合-d4"/>
     <w:p>
       <w:pPr>
         <w:pStyle w:val="Heading2"/>
@@ -488,811 +488,6 @@
           <w:rFonts w:ascii="Times New Roman" w:hAnsi="Times New Roman" w:eastAsia="Times New Roman" w:cs="Times New Roman"/>
         </w:rPr>
         <w:t xml:space="preserve">2.2 </w:t>
-      </w:r>
-      <w:r>
-        <w:rPr>
-          <w:rFonts w:hint="eastAsia" w:ascii="Times New Roman" w:hAnsi="Times New Roman" w:eastAsia="SimHei" w:cs="Times New Roman"/>
-        </w:rPr>
-        <w:t>题</w:t>
-      </w:r>
-      <w:r>
-        <w:rPr>
-          <w:rFonts w:hint="eastAsia" w:ascii="Times New Roman" w:hAnsi="Times New Roman" w:eastAsia="Times New Roman" w:cs="Times New Roman"/>
-        </w:rPr>
-        <w:t>-</w:t>
-      </w:r>
-      <w:r>
-        <w:rPr>
-          <w:rFonts w:hint="eastAsia" w:ascii="Times New Roman" w:hAnsi="Times New Roman" w:eastAsia="SimHei" w:cs="Times New Roman"/>
-        </w:rPr>
-        <w:t>改编</w:t>
-      </w:r>
-      <w:r>
-        <w:rPr>
-          <w:rFonts w:hint="eastAsia" w:ascii="Times New Roman" w:hAnsi="Times New Roman" w:eastAsia="Times New Roman" w:cs="Times New Roman"/>
-        </w:rPr>
-        <w:t>-06-</w:t>
-      </w:r>
-      <w:r>
-        <w:rPr>
-          <w:rFonts w:hint="eastAsia" w:ascii="Times New Roman" w:hAnsi="Times New Roman" w:eastAsia="SimHei" w:cs="Times New Roman"/>
-        </w:rPr>
-        <w:t>水盐相图与结晶分离</w:t>
-      </w:r>
-      <w:r>
-        <w:rPr>
-          <w:rFonts w:ascii="Times New Roman" w:hAnsi="Times New Roman" w:eastAsia="Times New Roman" w:cs="Times New Roman"/>
-        </w:rPr>
-        <w:t xml:space="preserve"> 〔🔵 d4〕</w:t>
-      </w:r>
-    </w:p>
-    <w:p>
-      <w:pPr>
-        <w:pStyle w:val="FirstParagraph"/>
-      </w:pPr>
-      <w:r>
-        <w:rPr>
-          <w:rFonts w:ascii="Times New Roman" w:hAnsi="Times New Roman" w:eastAsia="Times New Roman" w:cs="Times New Roman"/>
-        </w:rPr>
-        <w:t>NaCl-H</w:t>
-      </w:r>
-      <w:r>
-        <w:rPr>
-          <w:rFonts w:ascii="Times New Roman" w:hAnsi="Times New Roman" w:eastAsia="Times New Roman" w:cs="Times New Roman"/>
-          <w:vertAlign w:val="subscript"/>
-        </w:rPr>
-        <w:t>2</w:t>
-      </w:r>
-      <w:r>
-        <w:rPr>
-          <w:rFonts w:ascii="Times New Roman" w:hAnsi="Times New Roman" w:eastAsia="Times New Roman" w:cs="Times New Roman"/>
-        </w:rPr>
-        <w:t xml:space="preserve">O </w:t>
-      </w:r>
-      <w:r>
-        <w:rPr>
-          <w:rFonts w:hint="eastAsia" w:ascii="Times New Roman" w:hAnsi="Times New Roman" w:eastAsia="FangSong" w:cs="Times New Roman"/>
-        </w:rPr>
-        <w:t>二组分体系的相关数据如下</w:t>
-      </w:r>
-      <w:r>
-        <w:rPr>
-          <w:rFonts w:hint="eastAsia" w:ascii="Times New Roman" w:hAnsi="Times New Roman" w:eastAsia="Times New Roman" w:cs="Times New Roman"/>
-        </w:rPr>
-        <w:t>：</w:t>
-      </w:r>
-    </w:p>
-    <w:p>
-      <w:pPr>
-        <w:pStyle w:val="Compact"/>
-        <w:numPr>
-          <w:ilvl w:val="0"/>
-          <w:numId w:val="1002"/>
-        </w:numPr>
-      </w:pPr>
-      <w:r>
-        <w:rPr>
-          <w:rFonts w:ascii="Times New Roman" w:hAnsi="Times New Roman" w:eastAsia="Times New Roman" w:cs="Times New Roman"/>
-        </w:rPr>
-        <w:t xml:space="preserve">NaCl </w:t>
-      </w:r>
-      <w:r>
-        <w:rPr>
-          <w:rFonts w:hint="eastAsia" w:ascii="Times New Roman" w:hAnsi="Times New Roman" w:eastAsia="FangSong" w:cs="Times New Roman"/>
-        </w:rPr>
-        <w:t>的熔点</w:t>
-      </w:r>
-      <w:r>
-        <w:rPr>
-          <w:rFonts w:hint="eastAsia" w:ascii="Times New Roman" w:hAnsi="Times New Roman" w:eastAsia="Times New Roman" w:cs="Times New Roman"/>
-        </w:rPr>
-        <w:t>：801°C</w:t>
-      </w:r>
-    </w:p>
-    <w:p>
-      <w:pPr>
-        <w:pStyle w:val="Compact"/>
-        <w:numPr>
-          <w:ilvl w:val="0"/>
-          <w:numId w:val="1002"/>
-        </w:numPr>
-      </w:pPr>
-      <w:r>
-        <w:rPr>
-          <w:rFonts w:hint="eastAsia" w:ascii="Times New Roman" w:hAnsi="Times New Roman" w:eastAsia="FangSong" w:cs="Times New Roman"/>
-        </w:rPr>
-        <w:t>水的冰点</w:t>
-      </w:r>
-      <w:r>
-        <w:rPr>
-          <w:rFonts w:hint="eastAsia" w:ascii="Times New Roman" w:hAnsi="Times New Roman" w:eastAsia="Times New Roman" w:cs="Times New Roman"/>
-        </w:rPr>
-        <w:t>：0°C</w:t>
-      </w:r>
-    </w:p>
-    <w:p>
-      <w:pPr>
-        <w:pStyle w:val="Compact"/>
-        <w:numPr>
-          <w:ilvl w:val="0"/>
-          <w:numId w:val="1002"/>
-        </w:numPr>
-      </w:pPr>
-      <w:r>
-        <w:rPr>
-          <w:rFonts w:ascii="Times New Roman" w:hAnsi="Times New Roman" w:eastAsia="Times New Roman" w:cs="Times New Roman"/>
-        </w:rPr>
-        <w:t>NaCl·2H</w:t>
-      </w:r>
-      <w:r>
-        <w:rPr>
-          <w:rFonts w:ascii="Times New Roman" w:hAnsi="Times New Roman" w:eastAsia="Times New Roman" w:cs="Times New Roman"/>
-          <w:vertAlign w:val="subscript"/>
-        </w:rPr>
-        <w:t>2</w:t>
-      </w:r>
-      <w:r>
-        <w:rPr>
-          <w:rFonts w:ascii="Times New Roman" w:hAnsi="Times New Roman" w:eastAsia="Times New Roman" w:cs="Times New Roman"/>
-        </w:rPr>
-        <w:t xml:space="preserve">O </w:t>
-      </w:r>
-      <w:r>
-        <w:rPr>
-          <w:rFonts w:hint="eastAsia" w:ascii="Times New Roman" w:hAnsi="Times New Roman" w:eastAsia="FangSong" w:cs="Times New Roman"/>
-        </w:rPr>
-        <w:t>的不一致熔点</w:t>
-      </w:r>
-      <w:r>
-        <w:rPr>
-          <w:rFonts w:hint="eastAsia" w:ascii="Times New Roman" w:hAnsi="Times New Roman" w:eastAsia="Times New Roman" w:cs="Times New Roman"/>
-        </w:rPr>
-        <w:t>：0.15°C（</w:t>
-      </w:r>
-      <w:r>
-        <w:rPr>
-          <w:rFonts w:hint="eastAsia" w:ascii="Times New Roman" w:hAnsi="Times New Roman" w:eastAsia="FangSong" w:cs="Times New Roman"/>
-        </w:rPr>
-        <w:t>在此温度下分解为</w:t>
-      </w:r>
-      <w:r>
-        <w:rPr>
-          <w:rFonts w:ascii="Times New Roman" w:hAnsi="Times New Roman" w:eastAsia="Times New Roman" w:cs="Times New Roman"/>
-        </w:rPr>
-        <w:t xml:space="preserve"> NaCl </w:t>
-      </w:r>
-      <w:r>
-        <w:rPr>
-          <w:rFonts w:hint="eastAsia" w:ascii="Times New Roman" w:hAnsi="Times New Roman" w:eastAsia="FangSong" w:cs="Times New Roman"/>
-        </w:rPr>
-        <w:t>固体和溶液</w:t>
-      </w:r>
-      <w:r>
-        <w:rPr>
-          <w:rFonts w:hint="eastAsia" w:ascii="Times New Roman" w:hAnsi="Times New Roman" w:eastAsia="Times New Roman" w:cs="Times New Roman"/>
-        </w:rPr>
-        <w:t>）</w:t>
-      </w:r>
-    </w:p>
-    <w:p>
-      <w:pPr>
-        <w:pStyle w:val="Compact"/>
-        <w:numPr>
-          <w:ilvl w:val="0"/>
-          <w:numId w:val="1002"/>
-        </w:numPr>
-        <w:spacing w:after="80"/>
-      </w:pPr>
-      <w:r>
-        <w:rPr>
-          <w:rFonts w:ascii="Times New Roman" w:hAnsi="Times New Roman" w:eastAsia="Times New Roman" w:cs="Times New Roman"/>
-        </w:rPr>
-        <w:t xml:space="preserve">NaCl </w:t>
-      </w:r>
-      <w:r>
-        <w:rPr>
-          <w:rFonts w:hint="eastAsia" w:ascii="Times New Roman" w:hAnsi="Times New Roman" w:eastAsia="FangSong" w:cs="Times New Roman"/>
-        </w:rPr>
-        <w:t>在水中的溶解度曲线</w:t>
-      </w:r>
-      <w:r>
-        <w:rPr>
-          <w:rFonts w:hint="eastAsia" w:ascii="Times New Roman" w:hAnsi="Times New Roman" w:eastAsia="Times New Roman" w:cs="Times New Roman"/>
-        </w:rPr>
-        <w:t>（</w:t>
-      </w:r>
-      <w:r>
-        <w:rPr>
-          <w:rFonts w:hint="eastAsia" w:ascii="Times New Roman" w:hAnsi="Times New Roman" w:eastAsia="FangSong" w:cs="Times New Roman"/>
-        </w:rPr>
-        <w:t>简化</w:t>
-      </w:r>
-      <w:r>
-        <w:rPr>
-          <w:rFonts w:hint="eastAsia" w:ascii="Times New Roman" w:hAnsi="Times New Roman" w:eastAsia="Times New Roman" w:cs="Times New Roman"/>
-        </w:rPr>
-        <w:t>）：</w:t>
-      </w:r>
-    </w:p>
-    <w:tbl>
-      <w:tblPr>
-        <w:tblStyle w:val="Table"/>
-        <w:tblW w:type="auto" w:w="0"/>
-        <w:tblLook w:firstRow="1" w:lastRow="0" w:firstColumn="0" w:lastColumn="0" w:noHBand="0" w:noVBand="0" w:val="0020"/>
-      </w:tblPr>
-      <w:tblGrid>
-        <w:gridCol w:w="3960"/>
-        <w:gridCol w:w="3960"/>
-      </w:tblGrid>
-      <w:tr>
-        <w:trPr>
-          <w:tblHeader w:val="on"/>
-        </w:trPr>
-        <w:tc>
-          <w:tcPr/>
-          <w:p>
-            <w:pPr>
-              <w:pStyle w:val="Compact"/>
-              <w:jc w:val="center"/>
-            </w:pPr>
-            <w:r>
-              <w:rPr>
-                <w:rFonts w:hint="eastAsia" w:ascii="Times New Roman" w:hAnsi="Times New Roman" w:eastAsia="SimHei" w:cs="Times New Roman"/>
-                <w:b/>
-              </w:rPr>
-              <w:t xml:space="preserve">温度</w:t>
-            </w:r>
-            <w:r>
-              <w:rPr>
-                <w:rFonts w:ascii="Times New Roman" w:hAnsi="Times New Roman" w:eastAsia="Times New Roman" w:cs="Times New Roman"/>
-                <w:b/>
-              </w:rPr>
-              <w:t xml:space="preserve"> (°C)</w:t>
-            </w:r>
-          </w:p>
-        </w:tc>
-        <w:tc>
-          <w:tcPr/>
-          <w:p>
-            <w:pPr>
-              <w:pStyle w:val="Compact"/>
-              <w:jc w:val="center"/>
-            </w:pPr>
-            <w:r>
-              <w:rPr>
-                <w:rFonts w:hint="eastAsia" w:ascii="Times New Roman" w:hAnsi="Times New Roman" w:eastAsia="SimHei" w:cs="Times New Roman"/>
-                <w:b/>
-              </w:rPr>
-              <w:t xml:space="preserve">溶解度</w:t>
-            </w:r>
-            <w:r>
-              <w:rPr>
-                <w:rFonts w:ascii="Times New Roman" w:hAnsi="Times New Roman" w:eastAsia="Times New Roman" w:cs="Times New Roman"/>
-                <w:b/>
-              </w:rPr>
-              <w:t xml:space="preserve"> (g NaCl / 100 g H</w:t>
-            </w:r>
-            <w:r>
-              <w:rPr>
-                <w:rFonts w:ascii="Times New Roman" w:hAnsi="Times New Roman" w:eastAsia="Times New Roman" w:cs="Times New Roman"/>
-                <w:b/>
-                <w:vertAlign w:val="subscript"/>
-              </w:rPr>
-              <w:t>2</w:t>
-            </w:r>
-            <w:r>
-              <w:rPr>
-                <w:rFonts w:ascii="Times New Roman" w:hAnsi="Times New Roman" w:eastAsia="Times New Roman" w:cs="Times New Roman"/>
-                <w:b/>
-              </w:rPr>
-              <w:t>O)</w:t>
-            </w:r>
-          </w:p>
-        </w:tc>
-      </w:tr>
-      <w:tr>
-        <w:tc>
-          <w:tcPr/>
-          <w:p>
-            <w:pPr>
-              <w:pStyle w:val="Compact"/>
-              <w:jc w:val="center"/>
-            </w:pPr>
-            <w:r>
-              <w:rPr>
-                <w:rFonts w:ascii="Times New Roman" w:hAnsi="Times New Roman" w:eastAsia="Times New Roman" w:cs="Times New Roman"/>
-              </w:rPr>
-              <w:t xml:space="preserve">-10</w:t>
-            </w:r>
-          </w:p>
-        </w:tc>
-        <w:tc>
-          <w:tcPr/>
-          <w:p>
-            <w:pPr>
-              <w:pStyle w:val="Compact"/>
-              <w:jc w:val="center"/>
-            </w:pPr>
-            <w:r>
-              <w:rPr>
-                <w:rFonts w:ascii="Times New Roman" w:hAnsi="Times New Roman" w:eastAsia="Times New Roman" w:cs="Times New Roman"/>
-              </w:rPr>
-              <w:t xml:space="preserve">25.0</w:t>
-            </w:r>
-          </w:p>
-        </w:tc>
-      </w:tr>
-      <w:tr>
-        <w:tc>
-          <w:tcPr/>
-          <w:p>
-            <w:pPr>
-              <w:pStyle w:val="Compact"/>
-              <w:jc w:val="center"/>
-            </w:pPr>
-            <w:r>
-              <w:rPr>
-                <w:rFonts w:ascii="Times New Roman" w:hAnsi="Times New Roman" w:eastAsia="Times New Roman" w:cs="Times New Roman"/>
-              </w:rPr>
-              <w:t xml:space="preserve">-21.1</w:t>
-            </w:r>
-          </w:p>
-        </w:tc>
-        <w:tc>
-          <w:tcPr/>
-          <w:p>
-            <w:pPr>
-              <w:pStyle w:val="Compact"/>
-              <w:jc w:val="center"/>
-            </w:pPr>
-            <w:r>
-              <w:rPr>
-                <w:rFonts w:hint="eastAsia" w:ascii="Times New Roman" w:hAnsi="Times New Roman" w:eastAsia="Times New Roman" w:cs="Times New Roman"/>
-              </w:rPr>
-              <w:t>35.7（</w:t>
-            </w:r>
-            <w:r>
-              <w:rPr>
-                <w:rFonts w:hint="eastAsia" w:ascii="Times New Roman" w:hAnsi="Times New Roman" w:eastAsia="FangSong" w:cs="Times New Roman"/>
-              </w:rPr>
-              <w:t>共晶点</w:t>
-            </w:r>
-            <w:r>
-              <w:rPr>
-                <w:rFonts w:hint="eastAsia" w:ascii="Times New Roman" w:hAnsi="Times New Roman" w:eastAsia="Times New Roman" w:cs="Times New Roman"/>
-              </w:rPr>
-              <w:t>）</w:t>
-            </w:r>
-          </w:p>
-        </w:tc>
-      </w:tr>
-      <w:tr>
-        <w:tc>
-          <w:tcPr/>
-          <w:p>
-            <w:pPr>
-              <w:pStyle w:val="Compact"/>
-              <w:jc w:val="center"/>
-            </w:pPr>
-            <w:r>
-              <w:rPr>
-                <w:rFonts w:ascii="Times New Roman" w:hAnsi="Times New Roman" w:eastAsia="Times New Roman" w:cs="Times New Roman"/>
-              </w:rPr>
-              <w:t xml:space="preserve">0</w:t>
-            </w:r>
-          </w:p>
-        </w:tc>
-        <w:tc>
-          <w:tcPr/>
-          <w:p>
-            <w:pPr>
-              <w:pStyle w:val="Compact"/>
-              <w:jc w:val="center"/>
-            </w:pPr>
-            <w:r>
-              <w:rPr>
-                <w:rFonts w:ascii="Times New Roman" w:hAnsi="Times New Roman" w:eastAsia="Times New Roman" w:cs="Times New Roman"/>
-              </w:rPr>
-              <w:t xml:space="preserve">35.7</w:t>
-            </w:r>
-          </w:p>
-        </w:tc>
-      </w:tr>
-      <w:tr>
-        <w:tc>
-          <w:tcPr/>
-          <w:p>
-            <w:pPr>
-              <w:pStyle w:val="Compact"/>
-              <w:jc w:val="center"/>
-            </w:pPr>
-            <w:r>
-              <w:rPr>
-                <w:rFonts w:ascii="Times New Roman" w:hAnsi="Times New Roman" w:eastAsia="Times New Roman" w:cs="Times New Roman"/>
-              </w:rPr>
-              <w:t xml:space="preserve">20</w:t>
-            </w:r>
-          </w:p>
-        </w:tc>
-        <w:tc>
-          <w:tcPr/>
-          <w:p>
-            <w:pPr>
-              <w:pStyle w:val="Compact"/>
-              <w:jc w:val="center"/>
-            </w:pPr>
-            <w:r>
-              <w:rPr>
-                <w:rFonts w:ascii="Times New Roman" w:hAnsi="Times New Roman" w:eastAsia="Times New Roman" w:cs="Times New Roman"/>
-              </w:rPr>
-              <w:t xml:space="preserve">36.0</w:t>
-            </w:r>
-          </w:p>
-        </w:tc>
-      </w:tr>
-      <w:tr>
-        <w:tc>
-          <w:tcPr/>
-          <w:p>
-            <w:pPr>
-              <w:pStyle w:val="Compact"/>
-              <w:jc w:val="center"/>
-            </w:pPr>
-            <w:r>
-              <w:rPr>
-                <w:rFonts w:ascii="Times New Roman" w:hAnsi="Times New Roman" w:eastAsia="Times New Roman" w:cs="Times New Roman"/>
-              </w:rPr>
-              <w:t xml:space="preserve">100</w:t>
-            </w:r>
-          </w:p>
-        </w:tc>
-        <w:tc>
-          <w:tcPr/>
-          <w:p>
-            <w:pPr>
-              <w:pStyle w:val="Compact"/>
-              <w:jc w:val="center"/>
-            </w:pPr>
-            <w:r>
-              <w:rPr>
-                <w:rFonts w:ascii="Times New Roman" w:hAnsi="Times New Roman" w:eastAsia="Times New Roman" w:cs="Times New Roman"/>
-              </w:rPr>
-              <w:t xml:space="preserve">39.8</w:t>
-            </w:r>
-          </w:p>
-        </w:tc>
-      </w:tr>
-    </w:tbl>
-    <w:p>
-      <w:pPr>
-        <w:numPr>
-          <w:ilvl w:val="0"/>
-          <w:numId w:val="1003"/>
-        </w:numPr>
-        <w:spacing w:before="120"/>
-      </w:pPr>
-      <w:r>
-        <w:rPr>
-          <w:rFonts w:hint="eastAsia" w:ascii="Times New Roman" w:hAnsi="Times New Roman" w:eastAsia="FangSong" w:cs="Times New Roman"/>
-        </w:rPr>
-        <w:t xml:space="preserve">画出</w:t>
-      </w:r>
-      <w:r>
-        <w:rPr>
-          <w:rFonts w:ascii="Times New Roman" w:hAnsi="Times New Roman" w:eastAsia="Times New Roman" w:cs="Times New Roman"/>
-        </w:rPr>
-        <w:t xml:space="preserve"> NaCl-H</w:t>
-      </w:r>
-      <w:r>
-        <w:rPr>
-          <w:rFonts w:ascii="Times New Roman" w:hAnsi="Times New Roman" w:eastAsia="Times New Roman" w:cs="Times New Roman"/>
-          <w:vertAlign w:val="subscript"/>
-        </w:rPr>
-        <w:t>2</w:t>
-      </w:r>
-      <w:r>
-        <w:rPr>
-          <w:rFonts w:ascii="Times New Roman" w:hAnsi="Times New Roman" w:eastAsia="Times New Roman" w:cs="Times New Roman"/>
-        </w:rPr>
-        <w:t xml:space="preserve">O </w:t>
-      </w:r>
-      <w:r>
-        <w:rPr>
-          <w:rFonts w:hint="eastAsia" w:ascii="Times New Roman" w:hAnsi="Times New Roman" w:eastAsia="FangSong" w:cs="Times New Roman"/>
-        </w:rPr>
-        <w:t>体系在低温区</w:t>
-      </w:r>
-      <w:r>
-        <w:rPr>
-          <w:rFonts w:hint="eastAsia" w:ascii="Times New Roman" w:hAnsi="Times New Roman" w:eastAsia="Times New Roman" w:cs="Times New Roman"/>
-        </w:rPr>
-        <w:t>（-30°C</w:t>
-      </w:r>
-      <w:r>
-        <w:rPr>
-          <w:rFonts w:ascii="Times New Roman" w:hAnsi="Times New Roman" w:eastAsia="Times New Roman" w:cs="Times New Roman"/>
-        </w:rPr>
-        <w:t xml:space="preserve"> </w:t>
-      </w:r>
-      <w:r>
-        <w:rPr>
-          <w:rFonts w:hint="eastAsia" w:ascii="Times New Roman" w:hAnsi="Times New Roman" w:eastAsia="FangSong" w:cs="Times New Roman"/>
-        </w:rPr>
-        <w:t xml:space="preserve">到</w:t>
-      </w:r>
-      <w:r>
-        <w:rPr>
-          <w:rFonts w:ascii="Times New Roman" w:hAnsi="Times New Roman" w:eastAsia="Times New Roman" w:cs="Times New Roman"/>
-        </w:rPr>
-        <w:t xml:space="preserve"> </w:t>
-      </w:r>
-      <w:r>
-        <w:rPr>
-          <w:rFonts w:hint="eastAsia" w:ascii="Times New Roman" w:hAnsi="Times New Roman" w:eastAsia="Times New Roman" w:cs="Times New Roman"/>
-        </w:rPr>
-        <w:t>10°C）</w:t>
-      </w:r>
-      <w:r>
-        <w:rPr>
-          <w:rFonts w:hint="eastAsia" w:ascii="Times New Roman" w:hAnsi="Times New Roman" w:eastAsia="FangSong" w:cs="Times New Roman"/>
-        </w:rPr>
-        <w:t>的相图示意图</w:t>
-      </w:r>
-      <w:r>
-        <w:rPr>
-          <w:rFonts w:hint="eastAsia" w:ascii="Times New Roman" w:hAnsi="Times New Roman" w:eastAsia="Times New Roman" w:cs="Times New Roman"/>
-        </w:rPr>
-        <w:t>，</w:t>
-      </w:r>
-      <w:r>
-        <w:rPr>
-          <w:rFonts w:hint="eastAsia" w:ascii="Times New Roman" w:hAnsi="Times New Roman" w:eastAsia="FangSong" w:cs="Times New Roman"/>
-        </w:rPr>
-        <w:t>标注各相区</w:t>
-      </w:r>
-      <w:r>
-        <w:rPr>
-          <w:rFonts w:hint="eastAsia" w:ascii="Times New Roman" w:hAnsi="Times New Roman" w:eastAsia="Times New Roman" w:cs="Times New Roman"/>
-        </w:rPr>
-        <w:t>。</w:t>
-      </w:r>
-    </w:p>
-    <w:p>
-      <w:pPr>
-        <w:numPr>
-          <w:ilvl w:val="0"/>
-          <w:numId w:val="1003"/>
-        </w:numPr>
-      </w:pPr>
-      <w:r>
-        <w:rPr>
-          <w:rFonts w:hint="eastAsia" w:ascii="Times New Roman" w:hAnsi="Times New Roman" w:eastAsia="FangSong" w:cs="Times New Roman"/>
-        </w:rPr>
-        <w:t xml:space="preserve">有一杯含有</w:t>
-      </w:r>
-      <w:r>
-        <w:rPr>
-          <w:rFonts w:ascii="Times New Roman" w:hAnsi="Times New Roman" w:eastAsia="Times New Roman" w:cs="Times New Roman"/>
-        </w:rPr>
-        <w:t xml:space="preserve"> 10 g NaCl </w:t>
-      </w:r>
-      <w:r>
-        <w:rPr>
-          <w:rFonts w:hint="eastAsia" w:ascii="Times New Roman" w:hAnsi="Times New Roman" w:eastAsia="FangSong" w:cs="Times New Roman"/>
-        </w:rPr>
-        <w:t xml:space="preserve">和</w:t>
-      </w:r>
-      <w:r>
-        <w:rPr>
-          <w:rFonts w:ascii="Times New Roman" w:hAnsi="Times New Roman" w:eastAsia="Times New Roman" w:cs="Times New Roman"/>
-        </w:rPr>
-        <w:t xml:space="preserve"> 100 g </w:t>
-      </w:r>
-      <w:r>
-        <w:rPr>
-          <w:rFonts w:hint="eastAsia" w:ascii="Times New Roman" w:hAnsi="Times New Roman" w:eastAsia="FangSong" w:cs="Times New Roman"/>
-        </w:rPr>
-        <w:t>水的溶液</w:t>
-      </w:r>
-      <w:r>
-        <w:rPr>
-          <w:rFonts w:hint="eastAsia" w:ascii="Times New Roman" w:hAnsi="Times New Roman" w:eastAsia="Times New Roman" w:cs="Times New Roman"/>
-        </w:rPr>
-        <w:t>，</w:t>
-      </w:r>
-      <w:r>
-        <w:rPr>
-          <w:rFonts w:hint="eastAsia" w:ascii="Times New Roman" w:hAnsi="Times New Roman" w:eastAsia="FangSong" w:cs="Times New Roman"/>
-        </w:rPr>
-        <w:t>从</w:t>
-      </w:r>
-      <w:r>
-        <w:rPr>
-          <w:rFonts w:ascii="Times New Roman" w:hAnsi="Times New Roman" w:eastAsia="Times New Roman" w:cs="Times New Roman"/>
-        </w:rPr>
-        <w:t xml:space="preserve"> 20°C </w:t>
-      </w:r>
-      <w:r>
-        <w:rPr>
-          <w:rFonts w:hint="eastAsia" w:ascii="Times New Roman" w:hAnsi="Times New Roman" w:eastAsia="FangSong" w:cs="Times New Roman"/>
-        </w:rPr>
-        <w:t>开始冷却</w:t>
-      </w:r>
-      <w:r>
-        <w:rPr>
-          <w:rFonts w:hint="eastAsia" w:ascii="Times New Roman" w:hAnsi="Times New Roman" w:eastAsia="Times New Roman" w:cs="Times New Roman"/>
-        </w:rPr>
-        <w:t>。</w:t>
-      </w:r>
-      <w:r>
-        <w:rPr>
-          <w:rFonts w:hint="eastAsia" w:ascii="Times New Roman" w:hAnsi="Times New Roman" w:eastAsia="FangSong" w:cs="Times New Roman"/>
-        </w:rPr>
-        <w:t>描述冷却过程中各阶段发生的变化</w:t>
-      </w:r>
-      <w:r>
-        <w:rPr>
-          <w:rFonts w:hint="eastAsia" w:ascii="Times New Roman" w:hAnsi="Times New Roman" w:eastAsia="Times New Roman" w:cs="Times New Roman"/>
-        </w:rPr>
-        <w:t>，</w:t>
-      </w:r>
-      <w:r>
-        <w:rPr>
-          <w:rFonts w:hint="eastAsia" w:ascii="Times New Roman" w:hAnsi="Times New Roman" w:eastAsia="FangSong" w:cs="Times New Roman"/>
-        </w:rPr>
-        <w:t>说明在什么温度开始析出什么固体</w:t>
-      </w:r>
-      <w:r>
-        <w:rPr>
-          <w:rFonts w:hint="eastAsia" w:ascii="Times New Roman" w:hAnsi="Times New Roman" w:eastAsia="Times New Roman" w:cs="Times New Roman"/>
-        </w:rPr>
-        <w:t>。</w:t>
-      </w:r>
-    </w:p>
-    <w:p>
-      <w:pPr>
-        <w:numPr>
-          <w:ilvl w:val="0"/>
-          <w:numId w:val="1003"/>
-        </w:numPr>
-      </w:pPr>
-      <w:r>
-        <w:rPr>
-          <w:rFonts w:hint="eastAsia" w:ascii="Times New Roman" w:hAnsi="Times New Roman" w:eastAsia="FangSong" w:cs="Times New Roman"/>
-        </w:rPr>
-        <w:t>利用相图解释为什么撒盐可以融雪</w:t>
-      </w:r>
-      <w:r>
-        <w:rPr>
-          <w:rFonts w:hint="eastAsia" w:ascii="Times New Roman" w:hAnsi="Times New Roman" w:eastAsia="Times New Roman" w:cs="Times New Roman"/>
-        </w:rPr>
-        <w:t>，</w:t>
-      </w:r>
-      <w:r>
-        <w:rPr>
-          <w:rFonts w:hint="eastAsia" w:ascii="Times New Roman" w:hAnsi="Times New Roman" w:eastAsia="FangSong" w:cs="Times New Roman"/>
-        </w:rPr>
-        <w:t>但当温度低于</w:t>
-      </w:r>
-      <w:r>
-        <w:rPr>
-          <w:rFonts w:ascii="Times New Roman" w:hAnsi="Times New Roman" w:eastAsia="Times New Roman" w:cs="Times New Roman"/>
-        </w:rPr>
-        <w:t xml:space="preserve"> -21.1°C </w:t>
-      </w:r>
-      <w:r>
-        <w:rPr>
-          <w:rFonts w:hint="eastAsia" w:ascii="Times New Roman" w:hAnsi="Times New Roman" w:eastAsia="FangSong" w:cs="Times New Roman"/>
-        </w:rPr>
-        <w:t>时撒盐效果变差</w:t>
-      </w:r>
-      <w:r>
-        <w:rPr>
-          <w:rFonts w:hint="eastAsia" w:ascii="Times New Roman" w:hAnsi="Times New Roman" w:eastAsia="Times New Roman" w:cs="Times New Roman"/>
-        </w:rPr>
-        <w:t>。</w:t>
-      </w:r>
-    </w:p>
-    <w:p>
-      <w:pPr>
-        <w:pStyle w:val="FirstParagraph"/>
-      </w:pPr>
-      <w:r>
-        <w:rPr>
-          <w:rFonts w:ascii="Times New Roman" w:hAnsi="Times New Roman" w:eastAsia="Times New Roman" w:cs="Times New Roman"/>
-        </w:rPr>
-        <w:t xml:space="preserve">📌 </w:t>
-      </w:r>
-      <w:r>
-        <w:rPr>
-          <w:rFonts w:hint="eastAsia" w:ascii="Times New Roman" w:hAnsi="Times New Roman" w:eastAsia="FangSong" w:cs="Times New Roman"/>
-        </w:rPr>
-        <w:t>图片待补</w:t>
-      </w:r>
-      <w:r>
-        <w:rPr>
-          <w:rFonts w:hint="eastAsia" w:ascii="Times New Roman" w:hAnsi="Times New Roman" w:eastAsia="Times New Roman" w:cs="Times New Roman"/>
-        </w:rPr>
-        <w:t>：NaCl-H</w:t>
-      </w:r>
-      <w:r>
-        <w:rPr>
-          <w:rFonts w:hint="eastAsia" w:ascii="Times New Roman" w:hAnsi="Times New Roman" w:eastAsia="Times New Roman" w:cs="Times New Roman"/>
-          <w:vertAlign w:val="subscript"/>
-        </w:rPr>
-        <w:t>2</w:t>
-      </w:r>
-      <w:r>
-        <w:rPr>
-          <w:rFonts w:hint="eastAsia" w:ascii="Times New Roman" w:hAnsi="Times New Roman" w:eastAsia="Times New Roman" w:cs="Times New Roman"/>
-        </w:rPr>
-        <w:t>O</w:t>
-      </w:r>
-      <w:r>
-        <w:rPr>
-          <w:rFonts w:ascii="Times New Roman" w:hAnsi="Times New Roman" w:eastAsia="Times New Roman" w:cs="Times New Roman"/>
-        </w:rPr>
-        <w:t xml:space="preserve"> </w:t>
-      </w:r>
-      <w:r>
-        <w:rPr>
-          <w:rFonts w:hint="eastAsia" w:ascii="Times New Roman" w:hAnsi="Times New Roman" w:eastAsia="FangSong" w:cs="Times New Roman"/>
-        </w:rPr>
-        <w:t>低温区相图</w:t>
-      </w:r>
-      <w:r>
-        <w:rPr>
-          <w:rFonts w:hint="eastAsia" w:ascii="Times New Roman" w:hAnsi="Times New Roman" w:eastAsia="Times New Roman" w:cs="Times New Roman"/>
-        </w:rPr>
-        <w:t>（</w:t>
-      </w:r>
-      <w:r>
-        <w:rPr>
-          <w:rFonts w:hint="eastAsia" w:ascii="Times New Roman" w:hAnsi="Times New Roman" w:eastAsia="FangSong" w:cs="Times New Roman"/>
-        </w:rPr>
-        <w:t>原错配通用</w:t>
-      </w:r>
-      <w:r>
-        <w:rPr>
-          <w:rFonts w:ascii="Times New Roman" w:hAnsi="Times New Roman" w:eastAsia="Times New Roman" w:cs="Times New Roman"/>
-        </w:rPr>
-        <w:t xml:space="preserve"> water-phase-diagram.png </w:t>
-      </w:r>
-      <w:r>
-        <w:rPr>
-          <w:rFonts w:hint="eastAsia" w:ascii="Times New Roman" w:hAnsi="Times New Roman" w:eastAsia="FangSong" w:cs="Times New Roman"/>
-        </w:rPr>
-        <w:t>已删除</w:t>
-      </w:r>
-      <w:r>
-        <w:rPr>
-          <w:rFonts w:hint="eastAsia" w:ascii="Times New Roman" w:hAnsi="Times New Roman" w:eastAsia="Times New Roman" w:cs="Times New Roman"/>
-        </w:rPr>
-        <w:t>）</w:t>
-      </w:r>
-    </w:p>
-    <w:p>
-      <w:pPr>
-        <w:spacing w:before="160" w:after="80"/>
-      </w:pPr>
-      <w:r>
-        <w:pict>
-          <v:rect style="width:0;height:1.5pt" o:hralign="center" o:hrstd="t" o:hr="t"/>
-        </w:pict>
-      </w:r>
-    </w:p>
-    <w:bookmarkEnd w:id="10"/>
-    <w:bookmarkStart w:id="11" w:name="题-物平-03-多重平衡耦合-d4"/>
-    <w:p>
-      <w:pPr>
-        <w:pStyle w:val="Heading2"/>
-        <w:spacing w:before="280" w:after="120"/>
-      </w:pPr>
-      <w:r>
-        <w:rPr>
-          <w:rFonts w:ascii="Times New Roman" w:hAnsi="Times New Roman" w:eastAsia="Times New Roman" w:cs="Times New Roman"/>
-        </w:rPr>
-        <w:t xml:space="preserve">2.3 </w:t>
       </w:r>
       <w:r>
         <w:rPr>
@@ -1942,8 +1137,8 @@
         </w:pict>
       </w:r>
     </w:p>
-    <w:bookmarkEnd w:id="11"/>
-    <w:bookmarkStart w:id="12" w:name="上海中学-化学平衡-习题1-d4"/>
+    <w:bookmarkEnd w:id="10"/>
+    <w:bookmarkStart w:id="11" w:name="上海中学-化学平衡-习题1-d4"/>
     <w:p>
       <w:pPr>
         <w:pStyle w:val="Heading2"/>
@@ -1953,7 +1148,7 @@
         <w:rPr>
           <w:rFonts w:ascii="Times New Roman" w:hAnsi="Times New Roman" w:eastAsia="Times New Roman" w:cs="Times New Roman"/>
         </w:rPr>
-        <w:t xml:space="preserve">2.4 </w:t>
+        <w:t xml:space="preserve">2.3 </w:t>
       </w:r>
       <w:r>
         <w:rPr>
@@ -2444,8 +1639,8 @@
         </w:pict>
       </w:r>
     </w:p>
-    <w:bookmarkEnd w:id="12"/>
-    <w:bookmarkStart w:id="13" w:name="上海中学-化学平衡-习题2-d4"/>
+    <w:bookmarkEnd w:id="11"/>
+    <w:bookmarkStart w:id="12" w:name="上海中学-化学平衡-习题2-d4"/>
     <w:p>
       <w:pPr>
         <w:pStyle w:val="Heading2"/>
@@ -2455,7 +1650,7 @@
         <w:rPr>
           <w:rFonts w:ascii="Times New Roman" w:hAnsi="Times New Roman" w:eastAsia="Times New Roman" w:cs="Times New Roman"/>
         </w:rPr>
-        <w:t xml:space="preserve">2.5 </w:t>
+        <w:t xml:space="preserve">2.4 </w:t>
       </w:r>
       <w:r>
         <w:rPr>
@@ -2807,8 +2002,8 @@
         </w:pict>
       </w:r>
     </w:p>
-    <w:bookmarkEnd w:id="13"/>
-    <w:bookmarkStart w:id="14" w:name="上海中学-化学平衡-习题3-d4"/>
+    <w:bookmarkEnd w:id="12"/>
+    <w:bookmarkStart w:id="13" w:name="上海中学-化学平衡-习题3-d4"/>
     <w:p>
       <w:pPr>
         <w:pStyle w:val="Heading2"/>
@@ -2818,7 +2013,7 @@
         <w:rPr>
           <w:rFonts w:ascii="Times New Roman" w:hAnsi="Times New Roman" w:eastAsia="Times New Roman" w:cs="Times New Roman"/>
         </w:rPr>
-        <w:t xml:space="preserve">2.6 </w:t>
+        <w:t xml:space="preserve">2.5 </w:t>
       </w:r>
       <w:r>
         <w:rPr>
@@ -3530,8 +2725,8 @@
         </w:pict>
       </w:r>
     </w:p>
-    <w:bookmarkEnd w:id="14"/>
-    <w:bookmarkStart w:id="15" w:name="上海中学-化学平衡-习题4-d4"/>
+    <w:bookmarkEnd w:id="13"/>
+    <w:bookmarkStart w:id="14" w:name="上海中学-化学平衡-习题4-d4"/>
     <w:p>
       <w:pPr>
         <w:pStyle w:val="Heading2"/>
@@ -3541,7 +2736,7 @@
         <w:rPr>
           <w:rFonts w:ascii="Times New Roman" w:hAnsi="Times New Roman" w:eastAsia="Times New Roman" w:cs="Times New Roman"/>
         </w:rPr>
-        <w:t xml:space="preserve">2.7 </w:t>
+        <w:t xml:space="preserve">2.6 </w:t>
       </w:r>
       <w:r>
         <w:rPr>
@@ -3870,8 +3065,8 @@
         </w:pict>
       </w:r>
     </w:p>
-    <w:bookmarkEnd w:id="15"/>
-    <w:bookmarkStart w:id="16" w:name="上海中学-化学平衡-习题5-d4"/>
+    <w:bookmarkEnd w:id="14"/>
+    <w:bookmarkStart w:id="15" w:name="上海中学-化学平衡-习题5-d4"/>
     <w:p>
       <w:pPr>
         <w:pStyle w:val="Heading2"/>
@@ -3881,7 +3076,7 @@
         <w:rPr>
           <w:rFonts w:ascii="Times New Roman" w:hAnsi="Times New Roman" w:eastAsia="Times New Roman" w:cs="Times New Roman"/>
         </w:rPr>
-        <w:t xml:space="preserve">2.8 </w:t>
+        <w:t xml:space="preserve">2.7 </w:t>
       </w:r>
       <w:r>
         <w:rPr>
@@ -4262,8 +3457,8 @@
         </w:pict>
       </w:r>
     </w:p>
-    <w:bookmarkEnd w:id="16"/>
-    <w:bookmarkStart w:id="17" w:name="上海中学-化学平衡-习题6-d4"/>
+    <w:bookmarkEnd w:id="15"/>
+    <w:bookmarkStart w:id="16" w:name="上海中学-化学平衡-习题6-d4"/>
     <w:p>
       <w:pPr>
         <w:pStyle w:val="Heading2"/>
@@ -4273,7 +3468,7 @@
         <w:rPr>
           <w:rFonts w:ascii="Times New Roman" w:hAnsi="Times New Roman" w:eastAsia="Times New Roman" w:cs="Times New Roman"/>
         </w:rPr>
-        <w:t xml:space="preserve">2.9 </w:t>
+        <w:t xml:space="preserve">2.8 </w:t>
       </w:r>
       <w:r>
         <w:rPr>
@@ -4554,8 +3749,8 @@
         </w:pict>
       </w:r>
     </w:p>
-    <w:bookmarkEnd w:id="17"/>
-    <w:bookmarkStart w:id="18" w:name="上海中学-化学平衡-习题7-d4"/>
+    <w:bookmarkEnd w:id="16"/>
+    <w:bookmarkStart w:id="17" w:name="上海中学-化学平衡-习题7-d4"/>
     <w:p>
       <w:pPr>
         <w:pStyle w:val="Heading2"/>
@@ -4565,7 +3760,7 @@
         <w:rPr>
           <w:rFonts w:ascii="Times New Roman" w:hAnsi="Times New Roman" w:eastAsia="Times New Roman" w:cs="Times New Roman"/>
         </w:rPr>
-        <w:t xml:space="preserve">2.10 </w:t>
+        <w:t xml:space="preserve">2.9 </w:t>
       </w:r>
       <w:r>
         <w:rPr>
@@ -4848,8 +4043,8 @@
         </w:pict>
       </w:r>
     </w:p>
-    <w:bookmarkEnd w:id="18"/>
-    <w:bookmarkStart w:id="19" w:name="上海中学-化学平衡-习题8-d4"/>
+    <w:bookmarkEnd w:id="17"/>
+    <w:bookmarkStart w:id="18" w:name="上海中学-化学平衡-习题8-d4"/>
     <w:p>
       <w:pPr>
         <w:pStyle w:val="Heading2"/>
@@ -4859,7 +4054,7 @@
         <w:rPr>
           <w:rFonts w:ascii="Times New Roman" w:hAnsi="Times New Roman" w:eastAsia="Times New Roman" w:cs="Times New Roman"/>
         </w:rPr>
-        <w:t xml:space="preserve">2.11 </w:t>
+        <w:t xml:space="preserve">2.10 </w:t>
       </w:r>
       <w:r>
         <w:rPr>
@@ -5168,8 +4363,8 @@
         </w:pict>
       </w:r>
     </w:p>
-    <w:bookmarkEnd w:id="19"/>
-    <w:bookmarkStart w:id="20" w:name="上海中学-化学平衡-习题9-d4"/>
+    <w:bookmarkEnd w:id="18"/>
+    <w:bookmarkStart w:id="19" w:name="上海中学-化学平衡-习题9-d4"/>
     <w:p>
       <w:pPr>
         <w:pStyle w:val="Heading2"/>
@@ -5179,7 +4374,7 @@
         <w:rPr>
           <w:rFonts w:ascii="Times New Roman" w:hAnsi="Times New Roman" w:eastAsia="Times New Roman" w:cs="Times New Roman"/>
         </w:rPr>
-        <w:t xml:space="preserve">2.12 </w:t>
+        <w:t xml:space="preserve">2.11 </w:t>
       </w:r>
       <w:r>
         <w:rPr>
@@ -5657,8 +4852,8 @@
         </w:pict>
       </w:r>
     </w:p>
-    <w:bookmarkEnd w:id="20"/>
-    <w:bookmarkStart w:id="23" w:name="no2浓度变化计算-d4第25届初赛"/>
+    <w:bookmarkEnd w:id="19"/>
+    <w:bookmarkStart w:id="22" w:name="no2浓度变化计算-d4第25届初赛"/>
     <w:p>
       <w:pPr>
         <w:pStyle w:val="Heading2"/>
@@ -5668,7 +4863,7 @@
         <w:rPr>
           <w:rFonts w:ascii="Times New Roman" w:hAnsi="Times New Roman" w:eastAsia="Times New Roman" w:cs="Times New Roman"/>
         </w:rPr>
-        <w:t xml:space="preserve">2.13 </w:t>
+        <w:t xml:space="preserve">2.12 </w:t>
       </w:r>
       <w:r>
         <w:rPr>
@@ -5719,7 +4914,7 @@
         <w:t>）</w:t>
       </w:r>
     </w:p>
-    <w:bookmarkStart w:id="21" w:name="section"/>
+    <w:bookmarkStart w:id="20" w:name="section"/>
     <w:p>
       <w:pPr>
         <w:pStyle w:val="Heading3"/>
@@ -6162,8 +5357,8 @@
         <w:t>。</w:t>
       </w:r>
     </w:p>
-    <w:bookmarkEnd w:id="21"/>
-    <w:bookmarkStart w:id="22" w:name="section-1"/>
+    <w:bookmarkEnd w:id="20"/>
+    <w:bookmarkStart w:id="21" w:name="section-1"/>
     <w:p>
       <w:pPr>
         <w:pStyle w:val="Heading3"/>
@@ -6251,9 +5446,9 @@
         </w:pict>
       </w:r>
     </w:p>
+    <w:bookmarkEnd w:id="21"/>
     <w:bookmarkEnd w:id="22"/>
-    <w:bookmarkEnd w:id="23"/>
-    <w:bookmarkStart w:id="28" w:name="k下n2o4no2分压计算-d5第30届初赛"/>
+    <w:bookmarkStart w:id="27" w:name="k下n2o4no2分压计算-d5第30届初赛"/>
     <w:p>
       <w:pPr>
         <w:pStyle w:val="Heading2"/>
@@ -6263,7 +5458,7 @@
         <w:rPr>
           <w:rFonts w:ascii="Times New Roman" w:hAnsi="Times New Roman" w:eastAsia="Times New Roman" w:cs="Times New Roman"/>
         </w:rPr>
-        <w:t xml:space="preserve">2.14 </w:t>
+        <w:t xml:space="preserve">2.13 </w:t>
       </w:r>
       <w:r>
         <w:rPr>
@@ -6326,7 +5521,7 @@
         <w:t>）</w:t>
       </w:r>
     </w:p>
-    <w:bookmarkStart w:id="24" w:name="section-2"/>
+    <w:bookmarkStart w:id="23" w:name="section-2"/>
     <w:p>
       <w:pPr>
         <w:pStyle w:val="Heading3"/>
@@ -6802,8 +5997,8 @@
         <w:t>。</w:t>
       </w:r>
     </w:p>
-    <w:bookmarkEnd w:id="24"/>
-    <w:bookmarkStart w:id="25" w:name="section-3"/>
+    <w:bookmarkEnd w:id="23"/>
+    <w:bookmarkStart w:id="24" w:name="section-3"/>
     <w:p>
       <w:pPr>
         <w:pStyle w:val="Heading3"/>
@@ -6959,8 +6154,8 @@
         <w:t>。</w:t>
       </w:r>
     </w:p>
-    <w:bookmarkEnd w:id="25"/>
-    <w:bookmarkStart w:id="26" w:name="section-4"/>
+    <w:bookmarkEnd w:id="24"/>
+    <w:bookmarkStart w:id="25" w:name="section-4"/>
     <w:p>
       <w:pPr>
         <w:pStyle w:val="Heading3"/>
@@ -7079,8 +6274,8 @@
         <w:t>。</w:t>
       </w:r>
     </w:p>
-    <w:bookmarkEnd w:id="26"/>
-    <w:bookmarkStart w:id="27" w:name="section-5"/>
+    <w:bookmarkEnd w:id="25"/>
+    <w:bookmarkStart w:id="26" w:name="section-5"/>
     <w:p>
       <w:pPr>
         <w:pStyle w:val="Heading3"/>
@@ -7156,7 +6351,7 @@
       <w:pPr>
         <w:numPr>
           <w:ilvl w:val="0"/>
-          <w:numId w:val="1004"/>
+          <w:numId w:val="1002"/>
         </w:numPr>
       </w:pPr>
       <w:r>
@@ -7170,7 +6365,7 @@
       <w:pPr>
         <w:numPr>
           <w:ilvl w:val="0"/>
-          <w:numId w:val="1004"/>
+          <w:numId w:val="1002"/>
         </w:numPr>
       </w:pPr>
       <w:r>
@@ -7184,7 +6379,7 @@
       <w:pPr>
         <w:numPr>
           <w:ilvl w:val="0"/>
-          <w:numId w:val="1004"/>
+          <w:numId w:val="1002"/>
         </w:numPr>
       </w:pPr>
       <w:r>
@@ -7198,7 +6393,7 @@
       <w:pPr>
         <w:numPr>
           <w:ilvl w:val="0"/>
-          <w:numId w:val="1004"/>
+          <w:numId w:val="1002"/>
         </w:numPr>
       </w:pPr>
       <w:r>
@@ -7218,9 +6413,9 @@
         </w:pict>
       </w:r>
     </w:p>
+    <w:bookmarkEnd w:id="26"/>
     <w:bookmarkEnd w:id="27"/>
     <w:bookmarkEnd w:id="28"/>
-    <w:bookmarkEnd w:id="29"/>
     <w:sectPr>
       <w:footerReference w:type="default" r:id="rId9"/>
       <w:footnotePr>
@@ -7454,109 +6649,6 @@
       </w:pPr>
     </w:lvl>
   </w:abstractNum>
-  <w:abstractNum w:abstractNumId="991">
-    <w:nsid w:val="0000A991"/>
-    <w:multiLevelType w:val="multilevel"/>
-    <w:lvl w:ilvl="0">
-      <w:numFmt w:val="bullet"/>
-      <w:lvlText w:val=""/>
-      <w:lvlJc w:val="left"/>
-      <w:pPr>
-        <w:ind w:left="720" w:hanging="360"/>
-      </w:pPr>
-      <w:rPr>
-        <w:rFonts w:ascii="Symbol" w:hAnsi="Symbol" w:cs="Symbol" w:hint="default"/>
-      </w:rPr>
-    </w:lvl>
-    <w:lvl w:ilvl="1">
-      <w:numFmt w:val="bullet"/>
-      <w:lvlText w:val="o"/>
-      <w:lvlJc w:val="left"/>
-      <w:pPr>
-        <w:ind w:left="1440" w:hanging="360"/>
-      </w:pPr>
-      <w:rPr>
-        <w:rFonts w:ascii="Courier New" w:hAnsi="Courier New" w:cs="Courier New" w:hint="default"/>
-      </w:rPr>
-    </w:lvl>
-    <w:lvl w:ilvl="2">
-      <w:numFmt w:val="bullet"/>
-      <w:lvlText w:val=""/>
-      <w:lvlJc w:val="left"/>
-      <w:pPr>
-        <w:ind w:left="2160" w:hanging="360"/>
-      </w:pPr>
-      <w:rPr>
-        <w:rFonts w:ascii="Wingdings" w:hAnsi="Wingdings" w:cs="Wingdings" w:hint="default"/>
-      </w:rPr>
-    </w:lvl>
-    <w:lvl w:ilvl="3">
-      <w:numFmt w:val="bullet"/>
-      <w:lvlText w:val=""/>
-      <w:lvlJc w:val="left"/>
-      <w:pPr>
-        <w:ind w:left="2880" w:hanging="360"/>
-      </w:pPr>
-      <w:rPr>
-        <w:rFonts w:ascii="Symbol" w:hAnsi="Symbol" w:cs="Symbol" w:hint="default"/>
-      </w:rPr>
-    </w:lvl>
-    <w:lvl w:ilvl="4">
-      <w:numFmt w:val="bullet"/>
-      <w:lvlText w:val="o"/>
-      <w:lvlJc w:val="left"/>
-      <w:pPr>
-        <w:ind w:left="3600" w:hanging="360"/>
-      </w:pPr>
-      <w:rPr>
-        <w:rFonts w:ascii="Courier New" w:hAnsi="Courier New" w:cs="Courier New" w:hint="default"/>
-      </w:rPr>
-    </w:lvl>
-    <w:lvl w:ilvl="5">
-      <w:numFmt w:val="bullet"/>
-      <w:lvlText w:val=""/>
-      <w:lvlJc w:val="left"/>
-      <w:pPr>
-        <w:ind w:left="4320" w:hanging="360"/>
-      </w:pPr>
-      <w:rPr>
-        <w:rFonts w:ascii="Wingdings" w:hAnsi="Wingdings" w:cs="Wingdings" w:hint="default"/>
-      </w:rPr>
-    </w:lvl>
-    <w:lvl w:ilvl="6">
-      <w:numFmt w:val="bullet"/>
-      <w:lvlText w:val=""/>
-      <w:lvlJc w:val="left"/>
-      <w:pPr>
-        <w:ind w:left="5040" w:hanging="360"/>
-      </w:pPr>
-      <w:rPr>
-        <w:rFonts w:ascii="Symbol" w:hAnsi="Symbol" w:cs="Symbol" w:hint="default"/>
-      </w:rPr>
-    </w:lvl>
-    <w:lvl w:ilvl="7">
-      <w:numFmt w:val="bullet"/>
-      <w:lvlText w:val="o"/>
-      <w:lvlJc w:val="left"/>
-      <w:pPr>
-        <w:ind w:left="5760" w:hanging="360"/>
-      </w:pPr>
-      <w:rPr>
-        <w:rFonts w:ascii="Courier New" w:hAnsi="Courier New" w:cs="Courier New" w:hint="default"/>
-      </w:rPr>
-    </w:lvl>
-    <w:lvl w:ilvl="8">
-      <w:numFmt w:val="bullet"/>
-      <w:lvlText w:val=""/>
-      <w:lvlJc w:val="left"/>
-      <w:pPr>
-        <w:ind w:left="6480" w:hanging="360"/>
-      </w:pPr>
-      <w:rPr>
-        <w:rFonts w:ascii="Wingdings" w:hAnsi="Wingdings" w:cs="Wingdings" w:hint="default"/>
-      </w:rPr>
-    </w:lvl>
-  </w:abstractNum>
   <w:num w:numId="1000">
     <w:abstractNumId w:val="990"/>
   </w:num>
@@ -7591,39 +6683,6 @@
     </w:lvlOverride>
   </w:num>
   <w:num w:numId="1002">
-    <w:abstractNumId w:val="991"/>
-  </w:num>
-  <w:num w:numId="1003">
-    <w:abstractNumId w:val="99731"/>
-    <w:lvlOverride w:ilvl="0">
-      <w:startOverride w:val="1"/>
-    </w:lvlOverride>
-    <w:lvlOverride w:ilvl="1">
-      <w:startOverride w:val="1"/>
-    </w:lvlOverride>
-    <w:lvlOverride w:ilvl="2">
-      <w:startOverride w:val="1"/>
-    </w:lvlOverride>
-    <w:lvlOverride w:ilvl="3">
-      <w:startOverride w:val="1"/>
-    </w:lvlOverride>
-    <w:lvlOverride w:ilvl="4">
-      <w:startOverride w:val="1"/>
-    </w:lvlOverride>
-    <w:lvlOverride w:ilvl="5">
-      <w:startOverride w:val="1"/>
-    </w:lvlOverride>
-    <w:lvlOverride w:ilvl="6">
-      <w:startOverride w:val="1"/>
-    </w:lvlOverride>
-    <w:lvlOverride w:ilvl="7">
-      <w:startOverride w:val="1"/>
-    </w:lvlOverride>
-    <w:lvlOverride w:ilvl="8">
-      <w:startOverride w:val="1"/>
-    </w:lvlOverride>
-  </w:num>
-  <w:num w:numId="1004">
     <w:abstractNumId w:val="99731"/>
     <w:lvlOverride w:ilvl="0">
       <w:startOverride w:val="1"/>
